--- a/testakten/bgb-at-altfraenkische-werkstatt/23_inserat_altwerk_aw_77_426.docx
+++ b/testakten/bgb-at-altfraenkische-werkstatt/23_inserat_altwerk_aw_77_426.docx
@@ -430,14 +430,6 @@
         <w:t>„Bei Angeboten von privat gilt das Widerrufsrecht für Verbraucherverträge nicht."</w:t>
       </w:r>
     </w:p>
-    <w:p>
-      <w:pPr>
-        <w:jc w:val="left"/>
-      </w:pPr>
-      <w:r>
-        <w:t>Formathinweis: Dieses Aktenstück wird in Times New Roman, 11 pt, mit ausschließlich dezimaler Gliederung ausgegeben.</w:t>
-      </w:r>
-    </w:p>
     <w:sectPr>
       <w:pgSz w:w="11906" w:h="16838"/>
       <w:pgMar w:top="1417" w:right="1417" w:bottom="1417" w:left="1417" w:header="720" w:footer="720" w:gutter="0"/>
